--- a/lab3/docs/Лабораторная_работа_3_отчёт.docx
+++ b/lab3/docs/Лабораторная_работа_3_отчёт.docx
@@ -200,14 +200,6 @@
       </w:r>
     </w:p>
     <w:p>
-      <w:pPr>
-        <w:pStyle w:val="a5"/>
-        <w:numPr>
-          <w:ilvl w:val="0"/>
-          <w:numId w:val="4"/>
-        </w:numPr>
-        <w:ind w:left="426"/>
-      </w:pPr>
       <w:r>
         <w:t xml:space="preserve">Реализован слой прямого доступа к пикселям. Класс </w:t>
       </w:r>
@@ -221,32 +213,18 @@
       </w:r>
     </w:p>
     <w:p>
-      <w:pPr>
-        <w:pStyle w:val="a5"/>
-        <w:numPr>
-          <w:ilvl w:val="0"/>
-          <w:numId w:val="4"/>
-        </w:numPr>
-        <w:ind w:left="426"/>
-      </w:pPr>
-      <w:r>
-        <w:t>Реализованы две страте</w:t>
-      </w:r>
-      <w:r>
-        <w:t>гии обработки краёв изображения.</w:t>
+      <w:r>
+        <w:t>Реализованы две стратегии обработки краёв изображения.</w:t>
       </w:r>
       <w:r>
         <w:t xml:space="preserve"> </w:t>
       </w:r>
       <w:r>
-        <w:t xml:space="preserve">Дублирование граничных пикселей — при выходе координаты за пределы изображения она заменяется на ближайшую допустимую. Простой и быстрый метод, но </w:t>
+        <w:t xml:space="preserve">Дублирование граничных пикселей — при выходе координаты за пределы изображения она заменяется на ближайшую допустимую. Простой и быстрый </w:t>
       </w:r>
       <w:r>
         <w:lastRenderedPageBreak/>
-        <w:t>при сильной фильтрации может создавать артеф</w:t>
-      </w:r>
-      <w:r>
-        <w:t>акты в виде полос вдоль границ.</w:t>
+        <w:t>метод, но при сильной фильтрации может создавать артефакты в виде полос вдоль границ.</w:t>
       </w:r>
       <w:r>
         <w:t xml:space="preserve"> </w:t>
@@ -256,14 +234,6 @@
       </w:r>
     </w:p>
     <w:p>
-      <w:pPr>
-        <w:pStyle w:val="a5"/>
-        <w:numPr>
-          <w:ilvl w:val="0"/>
-          <w:numId w:val="4"/>
-        </w:numPr>
-        <w:ind w:left="426"/>
-      </w:pPr>
       <w:r>
         <w:t>Реализованы фильтры сглаживания с использованием разделяемых свёрток. Двумерная свёртка разбивается на два последовательных одномерных прохода — сначала по строкам, затем по столбцам. Это снижает вычислительную сложность и ускоряет обработку.</w:t>
       </w:r>
@@ -290,14 +260,448 @@
     </w:p>
     <w:p>
       <w:pPr>
-        <w:pStyle w:val="a5"/>
-        <w:numPr>
-          <w:ilvl w:val="0"/>
-          <w:numId w:val="4"/>
-        </w:numPr>
-        <w:ind w:left="426"/>
-      </w:pPr>
-      <w:r>
+        <w:keepNext/>
+        <w:spacing w:before="80" w:after="0"/>
+      </w:pPr>
+      <w:r>
+        <w:rPr>
+          <w:b/>
+        </w:rPr>
+        <w:t>Прямоугольный фильтр:</w:t>
+      </w:r>
+    </w:p>
+    <w:p>
+      <w:pPr>
+        <w:spacing w:before="40" w:after="80"/>
+        <w:jc w:val="center"/>
+      </w:pPr>
+      <m:oMathPara>
+        <m:oMath>
+          <m:r>
+            <w:rPr>
+              <w:rFonts w:ascii="Cambria Math" w:hAnsi="Cambria Math"/>
+            </w:rPr>
+            <m:t xml:space="preserve">J(x,y) = </m:t>
+          </m:r>
+          <m:f>
+            <m:fPr>
+              <m:ctrlPr>
+                <w:rPr>
+                  <w:rFonts w:ascii="Cambria Math" w:hAnsi="Cambria Math"/>
+                </w:rPr>
+              </m:ctrlPr>
+            </m:fPr>
+            <m:num>
+              <m:r>
+                <w:rPr>
+                  <w:rFonts w:ascii="Cambria Math" w:hAnsi="Cambria Math"/>
+                </w:rPr>
+                <m:t>1</m:t>
+              </m:r>
+            </m:num>
+            <m:den>
+              <m:sSup>
+                <m:sSupPr>
+                  <m:ctrlPr>
+                    <w:rPr>
+                      <w:rFonts w:ascii="Cambria Math" w:hAnsi="Cambria Math"/>
+                    </w:rPr>
+                  </m:ctrlPr>
+                </m:sSupPr>
+                <m:e>
+                  <m:r>
+                    <w:rPr>
+                      <w:rFonts w:ascii="Cambria Math" w:hAnsi="Cambria Math"/>
+                    </w:rPr>
+                    <m:t>(2r+1)</m:t>
+                  </m:r>
+                </m:e>
+                <m:sup>
+                  <m:r>
+                    <w:rPr>
+                      <w:rFonts w:ascii="Cambria Math" w:hAnsi="Cambria Math"/>
+                    </w:rPr>
+                    <m:t>2</m:t>
+                  </m:r>
+                </m:sup>
+              </m:sSup>
+            </m:den>
+          </m:f>
+          <m:r>
+            <w:rPr>
+              <w:rFonts w:ascii="Cambria Math" w:hAnsi="Cambria Math"/>
+            </w:rPr>
+            <m:t xml:space="preserve"> </m:t>
+          </m:r>
+          <m:nary>
+            <m:naryPr>
+              <m:chr m:val="∑"/>
+              <m:limLoc m:val="undOvr"/>
+              <m:grow m:val="1"/>
+              <m:ctrlPr>
+                <w:rPr>
+                  <w:rFonts w:ascii="Cambria Math" w:hAnsi="Cambria Math"/>
+                </w:rPr>
+              </m:ctrlPr>
+            </m:naryPr>
+            <m:sub>
+              <m:r>
+                <w:rPr>
+                  <w:rFonts w:ascii="Cambria Math" w:hAnsi="Cambria Math"/>
+                </w:rPr>
+                <m:t>i=-r</m:t>
+              </m:r>
+            </m:sub>
+            <m:sup>
+              <m:r>
+                <w:rPr>
+                  <w:rFonts w:ascii="Cambria Math" w:hAnsi="Cambria Math"/>
+                </w:rPr>
+                <m:t>r</m:t>
+              </m:r>
+            </m:sup>
+            <m:e>
+              <m:nary>
+                <m:naryPr>
+                  <m:chr m:val="∑"/>
+                  <m:limLoc m:val="undOvr"/>
+                  <m:grow m:val="1"/>
+                  <m:ctrlPr>
+                    <w:rPr>
+                      <w:rFonts w:ascii="Cambria Math" w:hAnsi="Cambria Math"/>
+                    </w:rPr>
+                  </m:ctrlPr>
+                </m:naryPr>
+                <m:sub>
+                  <m:r>
+                    <w:rPr>
+                      <w:rFonts w:ascii="Cambria Math" w:hAnsi="Cambria Math"/>
+                    </w:rPr>
+                    <m:t>j=-r</m:t>
+                  </m:r>
+                </m:sub>
+                <m:sup>
+                  <m:r>
+                    <w:rPr>
+                      <w:rFonts w:ascii="Cambria Math" w:hAnsi="Cambria Math"/>
+                    </w:rPr>
+                    <m:t>r</m:t>
+                  </m:r>
+                </m:sup>
+                <m:e>
+                  <m:r>
+                    <w:rPr>
+                      <w:rFonts w:ascii="Cambria Math" w:hAnsi="Cambria Math"/>
+                    </w:rPr>
+                    <m:t>I(x+i,y+j)</m:t>
+                  </m:r>
+                </m:e>
+              </m:nary>
+            </m:e>
+          </m:nary>
+        </m:oMath>
+      </m:oMathPara>
+    </w:p>
+    <w:p>
+      <w:pPr>
+        <w:keepNext/>
+        <w:spacing w:before="80" w:after="0"/>
+      </w:pPr>
+      <w:r>
+        <w:rPr>
+          <w:b/>
+        </w:rPr>
+        <w:t>Фильтр Гаусса:</w:t>
+      </w:r>
+    </w:p>
+    <w:p>
+      <w:pPr>
+        <w:spacing w:before="40" w:after="80"/>
+        <w:jc w:val="center"/>
+      </w:pPr>
+      <m:oMathPara>
+        <m:oMath>
+          <m:r>
+            <w:rPr>
+              <w:rFonts w:ascii="Cambria Math" w:hAnsi="Cambria Math"/>
+            </w:rPr>
+            <m:t xml:space="preserve">G(i,j) = </m:t>
+          </m:r>
+          <m:f>
+            <m:fPr>
+              <m:ctrlPr>
+                <w:rPr>
+                  <w:rFonts w:ascii="Cambria Math" w:hAnsi="Cambria Math"/>
+                </w:rPr>
+              </m:ctrlPr>
+            </m:fPr>
+            <m:num>
+              <m:r>
+                <w:rPr>
+                  <w:rFonts w:ascii="Cambria Math" w:hAnsi="Cambria Math"/>
+                </w:rPr>
+                <m:t>1</m:t>
+              </m:r>
+            </m:num>
+            <m:den>
+              <m:r>
+                <w:rPr>
+                  <w:rFonts w:ascii="Cambria Math" w:hAnsi="Cambria Math"/>
+                </w:rPr>
+                <m:t>2π</m:t>
+              </m:r>
+              <m:sSup>
+                <m:sSupPr>
+                  <m:ctrlPr>
+                    <w:rPr>
+                      <w:rFonts w:ascii="Cambria Math" w:hAnsi="Cambria Math"/>
+                    </w:rPr>
+                  </m:ctrlPr>
+                </m:sSupPr>
+                <m:e>
+                  <m:r>
+                    <w:rPr>
+                      <w:rFonts w:ascii="Cambria Math" w:hAnsi="Cambria Math"/>
+                    </w:rPr>
+                    <m:t>σ</m:t>
+                  </m:r>
+                </m:e>
+                <m:sup>
+                  <m:r>
+                    <w:rPr>
+                      <w:rFonts w:ascii="Cambria Math" w:hAnsi="Cambria Math"/>
+                    </w:rPr>
+                    <m:t>2</m:t>
+                  </m:r>
+                </m:sup>
+              </m:sSup>
+            </m:den>
+          </m:f>
+          <m:r>
+            <w:rPr>
+              <w:rFonts w:ascii="Cambria Math" w:hAnsi="Cambria Math"/>
+            </w:rPr>
+            <m:t xml:space="preserve"> · </m:t>
+          </m:r>
+          <m:sSup>
+            <m:sSupPr>
+              <m:ctrlPr>
+                <w:rPr>
+                  <w:rFonts w:ascii="Cambria Math" w:hAnsi="Cambria Math"/>
+                </w:rPr>
+              </m:ctrlPr>
+            </m:sSupPr>
+            <m:e>
+              <m:r>
+                <w:rPr>
+                  <w:rFonts w:ascii="Cambria Math" w:hAnsi="Cambria Math"/>
+                </w:rPr>
+                <m:t>e</m:t>
+              </m:r>
+            </m:e>
+            <m:sup>
+              <m:r>
+                <w:rPr>
+                  <w:rFonts w:ascii="Cambria Math" w:hAnsi="Cambria Math"/>
+                </w:rPr>
+                <m:t>-</m:t>
+              </m:r>
+              <m:f>
+                <m:fPr>
+                  <m:ctrlPr>
+                    <w:rPr>
+                      <w:rFonts w:ascii="Cambria Math" w:hAnsi="Cambria Math"/>
+                    </w:rPr>
+                  </m:ctrlPr>
+                </m:fPr>
+                <m:num>
+                  <m:sSup>
+                    <m:sSupPr>
+                      <m:ctrlPr>
+                        <w:rPr>
+                          <w:rFonts w:ascii="Cambria Math" w:hAnsi="Cambria Math"/>
+                        </w:rPr>
+                      </m:ctrlPr>
+                    </m:sSupPr>
+                    <m:e>
+                      <m:r>
+                        <w:rPr>
+                          <w:rFonts w:ascii="Cambria Math" w:hAnsi="Cambria Math"/>
+                        </w:rPr>
+                        <m:t>i</m:t>
+                      </m:r>
+                    </m:e>
+                    <m:sup>
+                      <m:r>
+                        <w:rPr>
+                          <w:rFonts w:ascii="Cambria Math" w:hAnsi="Cambria Math"/>
+                        </w:rPr>
+                        <m:t>2</m:t>
+                      </m:r>
+                    </m:sup>
+                  </m:sSup>
+                  <m:r>
+                    <w:rPr>
+                      <w:rFonts w:ascii="Cambria Math" w:hAnsi="Cambria Math"/>
+                    </w:rPr>
+                    <m:t xml:space="preserve"> + </m:t>
+                  </m:r>
+                  <m:sSup>
+                    <m:sSupPr>
+                      <m:ctrlPr>
+                        <w:rPr>
+                          <w:rFonts w:ascii="Cambria Math" w:hAnsi="Cambria Math"/>
+                        </w:rPr>
+                      </m:ctrlPr>
+                    </m:sSupPr>
+                    <m:e>
+                      <m:r>
+                        <w:rPr>
+                          <w:rFonts w:ascii="Cambria Math" w:hAnsi="Cambria Math"/>
+                        </w:rPr>
+                        <m:t>j</m:t>
+                      </m:r>
+                    </m:e>
+                    <m:sup>
+                      <m:r>
+                        <w:rPr>
+                          <w:rFonts w:ascii="Cambria Math" w:hAnsi="Cambria Math"/>
+                        </w:rPr>
+                        <m:t>2</m:t>
+                      </m:r>
+                    </m:sup>
+                  </m:sSup>
+                </m:num>
+                <m:den>
+                  <m:r>
+                    <w:rPr>
+                      <w:rFonts w:ascii="Cambria Math" w:hAnsi="Cambria Math"/>
+                    </w:rPr>
+                    <m:t>2</m:t>
+                  </m:r>
+                  <m:sSup>
+                    <m:sSupPr>
+                      <m:ctrlPr>
+                        <w:rPr>
+                          <w:rFonts w:ascii="Cambria Math" w:hAnsi="Cambria Math"/>
+                        </w:rPr>
+                      </m:ctrlPr>
+                    </m:sSupPr>
+                    <m:e>
+                      <m:r>
+                        <w:rPr>
+                          <w:rFonts w:ascii="Cambria Math" w:hAnsi="Cambria Math"/>
+                        </w:rPr>
+                        <m:t>σ</m:t>
+                      </m:r>
+                    </m:e>
+                    <m:sup>
+                      <m:r>
+                        <w:rPr>
+                          <w:rFonts w:ascii="Cambria Math" w:hAnsi="Cambria Math"/>
+                        </w:rPr>
+                        <m:t>2</m:t>
+                      </m:r>
+                    </m:sup>
+                  </m:sSup>
+                </m:den>
+              </m:f>
+            </m:sup>
+          </m:sSup>
+        </m:oMath>
+      </m:oMathPara>
+    </w:p>
+    <w:p>
+      <w:pPr>
+        <w:spacing w:before="40" w:after="80"/>
+        <w:jc w:val="center"/>
+      </w:pPr>
+      <m:oMathPara>
+        <m:oMath>
+          <m:r>
+            <w:rPr>
+              <w:rFonts w:ascii="Cambria Math" w:hAnsi="Cambria Math"/>
+            </w:rPr>
+            <m:t xml:space="preserve">J(x,y) = </m:t>
+          </m:r>
+          <m:nary>
+            <m:naryPr>
+              <m:chr m:val="∑"/>
+              <m:limLoc m:val="undOvr"/>
+              <m:grow m:val="1"/>
+              <m:ctrlPr>
+                <w:rPr>
+                  <w:rFonts w:ascii="Cambria Math" w:hAnsi="Cambria Math"/>
+                </w:rPr>
+              </m:ctrlPr>
+            </m:naryPr>
+            <m:sub>
+              <m:r>
+                <w:rPr>
+                  <w:rFonts w:ascii="Cambria Math" w:hAnsi="Cambria Math"/>
+                </w:rPr>
+                <m:t>i=-r</m:t>
+              </m:r>
+            </m:sub>
+            <m:sup>
+              <m:r>
+                <w:rPr>
+                  <w:rFonts w:ascii="Cambria Math" w:hAnsi="Cambria Math"/>
+                </w:rPr>
+                <m:t>r</m:t>
+              </m:r>
+            </m:sup>
+            <m:e>
+              <m:nary>
+                <m:naryPr>
+                  <m:chr m:val="∑"/>
+                  <m:limLoc m:val="undOvr"/>
+                  <m:grow m:val="1"/>
+                  <m:ctrlPr>
+                    <w:rPr>
+                      <w:rFonts w:ascii="Cambria Math" w:hAnsi="Cambria Math"/>
+                    </w:rPr>
+                  </m:ctrlPr>
+                </m:naryPr>
+                <m:sub>
+                  <m:r>
+                    <w:rPr>
+                      <w:rFonts w:ascii="Cambria Math" w:hAnsi="Cambria Math"/>
+                    </w:rPr>
+                    <m:t>j=-r</m:t>
+                  </m:r>
+                </m:sub>
+                <m:sup>
+                  <m:r>
+                    <w:rPr>
+                      <w:rFonts w:ascii="Cambria Math" w:hAnsi="Cambria Math"/>
+                    </w:rPr>
+                    <m:t>r</m:t>
+                  </m:r>
+                </m:sup>
+                <m:e>
+                  <m:r>
+                    <w:rPr>
+                      <w:rFonts w:ascii="Cambria Math" w:hAnsi="Cambria Math"/>
+                    </w:rPr>
+                    <m:t>G(i,j) I(x-i,y-j)</m:t>
+                  </m:r>
+                </m:e>
+              </m:nary>
+            </m:e>
+          </m:nary>
+          <m:r>
+            <w:rPr>
+              <w:rFonts w:ascii="Cambria Math" w:hAnsi="Cambria Math"/>
+            </w:rPr>
+            <m:t xml:space="preserve"> ,   G(i,j) = g(i)g(j)</m:t>
+          </m:r>
+        </m:oMath>
+      </m:oMathPara>
+    </w:p>
+    <w:p>
+      <w:r>
+        <w:lastRenderedPageBreak/>
         <w:t xml:space="preserve">Реализованы морфологические операции с квадратным структурирующим элементом настраиваемого размера. Все операции работают </w:t>
       </w:r>
       <w:proofErr w:type="spellStart"/>
@@ -306,10 +710,7 @@
       </w:r>
       <w:proofErr w:type="spellEnd"/>
       <w:r>
-        <w:t xml:space="preserve"> для цветных изображений, что </w:t>
-      </w:r>
-      <w:r>
-        <w:t>сохраняет цветность результата.</w:t>
+        <w:t xml:space="preserve"> для цветных изображений, что сохраняет цветность результата.</w:t>
       </w:r>
       <w:r>
         <w:t xml:space="preserve"> </w:t>
@@ -327,47 +728,289 @@
         <w:t xml:space="preserve"> </w:t>
       </w:r>
       <w:r>
-        <w:t xml:space="preserve">Морфологический градиент — вычисляется как разность дилатации и эрозии. Выделяет границы </w:t>
-      </w:r>
-      <w:r>
+        <w:t>Морфологический градиент — вычисляется как разность дилатации и эрозии. Выделяет границы объектов, делая их яркими на тёмном фоне. В отличие от других операторов градиента, не чувствителен к направлению границы и даёт толстые контуры. Хорошо подходит для грубого выделения границ без настройки порогов.</w:t>
+      </w:r>
+      <w:r>
+        <w:t xml:space="preserve"> </w:t>
+      </w:r>
+      <w:r>
+        <w:t>Топ-</w:t>
+      </w:r>
+      <w:proofErr w:type="spellStart"/>
+      <w:r>
+        <w:t>хэт</w:t>
+      </w:r>
+      <w:proofErr w:type="spellEnd"/>
+      <w:r>
+        <w:t xml:space="preserve"> (белая шляпа) — вычисляется как разность исходного изображения и его открытия. Выделяет светлые детали, размер которых меньше структурирующего элемента, на более тёмном или неоднородном фоне. Используется для обнаружения ярких пятен, частиц, дефектов на тёмном фоне, выделения текста на неравномерно освещённом изображении.</w:t>
+      </w:r>
+      <w:r>
+        <w:t xml:space="preserve"> </w:t>
+      </w:r>
+      <w:proofErr w:type="spellStart"/>
+      <w:r>
+        <w:t>Блэк-хэт</w:t>
+      </w:r>
+      <w:proofErr w:type="spellEnd"/>
+      <w:r>
+        <w:t xml:space="preserve"> (чёрная шляпа) — вычисляется как разность закрытия и исходного изображения. Выделяет тёмные детали, размер которых меньше структурирующего элемента, на более светлом фоне. Используется для обнаружения тёмных пятен, трещин, царапин на светлой поверхности.</w:t>
+      </w:r>
+    </w:p>
+    <w:p>
+      <w:pPr>
+        <w:keepNext/>
+        <w:spacing w:before="80" w:after="0"/>
+      </w:pPr>
+      <w:r>
+        <w:rPr>
+          <w:b/>
+        </w:rPr>
+        <w:t>Эрозия:</w:t>
+      </w:r>
+    </w:p>
+    <w:p>
+      <w:pPr>
+        <w:spacing w:before="40" w:after="80"/>
+        <w:jc w:val="center"/>
+      </w:pPr>
+      <m:oMathPara>
+        <m:oMath>
+          <m:r>
+            <w:rPr>
+              <w:rFonts w:ascii="Cambria Math" w:hAnsi="Cambria Math"/>
+            </w:rPr>
+            <m:t xml:space="preserve">(I ⊖ B)(x,y) = </m:t>
+          </m:r>
+          <m:sSub>
+            <m:sSubPr>
+              <m:ctrlPr>
+                <w:rPr>
+                  <w:rFonts w:ascii="Cambria Math" w:hAnsi="Cambria Math"/>
+                </w:rPr>
+              </m:ctrlPr>
+            </m:sSubPr>
+            <m:e>
+              <m:r>
+                <w:rPr>
+                  <w:rFonts w:ascii="Cambria Math" w:hAnsi="Cambria Math"/>
+                </w:rPr>
+                <m:t>min</m:t>
+              </m:r>
+            </m:e>
+            <m:sub>
+              <m:r>
+                <w:rPr>
+                  <w:rFonts w:ascii="Cambria Math" w:hAnsi="Cambria Math"/>
+                </w:rPr>
+                <m:t>(u,v)∈B</m:t>
+              </m:r>
+            </m:sub>
+          </m:sSub>
+          <m:r>
+            <w:rPr>
+              <w:rFonts w:ascii="Cambria Math" w:hAnsi="Cambria Math"/>
+            </w:rPr>
+            <m:t xml:space="preserve"> I(x+u,y+v)</m:t>
+          </m:r>
+        </m:oMath>
+      </m:oMathPara>
+    </w:p>
+    <w:p>
+      <w:pPr>
+        <w:keepNext/>
+        <w:spacing w:before="80" w:after="0"/>
+      </w:pPr>
+      <w:r>
+        <w:rPr>
+          <w:b/>
+        </w:rPr>
+        <w:t>Дилатация:</w:t>
+      </w:r>
+    </w:p>
+    <w:p>
+      <w:pPr>
+        <w:spacing w:before="40" w:after="80"/>
+        <w:jc w:val="center"/>
+      </w:pPr>
+      <m:oMathPara>
+        <m:oMath>
+          <m:r>
+            <w:rPr>
+              <w:rFonts w:ascii="Cambria Math" w:hAnsi="Cambria Math"/>
+            </w:rPr>
+            <m:t xml:space="preserve">(I ⊕ B)(x,y) = </m:t>
+          </m:r>
+          <m:sSub>
+            <m:sSubPr>
+              <m:ctrlPr>
+                <w:rPr>
+                  <w:rFonts w:ascii="Cambria Math" w:hAnsi="Cambria Math"/>
+                </w:rPr>
+              </m:ctrlPr>
+            </m:sSubPr>
+            <m:e>
+              <m:r>
+                <w:rPr>
+                  <w:rFonts w:ascii="Cambria Math" w:hAnsi="Cambria Math"/>
+                </w:rPr>
+                <m:t>max</m:t>
+              </m:r>
+            </m:e>
+            <m:sub>
+              <m:r>
+                <w:rPr>
+                  <w:rFonts w:ascii="Cambria Math" w:hAnsi="Cambria Math"/>
+                </w:rPr>
+                <m:t>(u,v)∈B</m:t>
+              </m:r>
+            </m:sub>
+          </m:sSub>
+          <m:r>
+            <w:rPr>
+              <w:rFonts w:ascii="Cambria Math" w:hAnsi="Cambria Math"/>
+            </w:rPr>
+            <m:t xml:space="preserve"> I(x-u,y-v)</m:t>
+          </m:r>
+        </m:oMath>
+      </m:oMathPara>
+    </w:p>
+    <w:p>
+      <w:pPr>
+        <w:keepNext/>
+        <w:spacing w:before="80" w:after="0"/>
+      </w:pPr>
+      <w:r>
+        <w:rPr>
+          <w:b/>
+        </w:rPr>
         <w:lastRenderedPageBreak/>
-        <w:t>объектов, делая их яркими на тёмном фоне. В отличие от других операторов градиента, не чувствителен к направлению границы и даёт толстые контуры. Хорошо подходит для грубого выделения границ без настройки порогов.</w:t>
-      </w:r>
-      <w:r>
-        <w:t xml:space="preserve"> </w:t>
-      </w:r>
-      <w:r>
+        <w:t>Морфологический градиент:</w:t>
+      </w:r>
+    </w:p>
+    <w:p>
+      <w:pPr>
+        <w:spacing w:before="40" w:after="80"/>
+        <w:jc w:val="center"/>
+      </w:pPr>
+      <m:oMathPara>
+        <m:oMath>
+          <m:r>
+            <w:rPr>
+              <w:rFonts w:ascii="Cambria Math" w:hAnsi="Cambria Math"/>
+            </w:rPr>
+            <m:t>G_B(I)(x,y) = (I ⊕ B)(x,y) - (I ⊖ B)(x,y)</m:t>
+          </m:r>
+        </m:oMath>
+      </m:oMathPara>
+    </w:p>
+    <w:p>
+      <w:pPr>
+        <w:keepNext/>
+        <w:spacing w:before="80" w:after="0"/>
+      </w:pPr>
+      <w:r>
+        <w:rPr>
+          <w:b/>
+        </w:rPr>
         <w:t>Топ-</w:t>
       </w:r>
       <w:proofErr w:type="spellStart"/>
       <w:r>
+        <w:rPr>
+          <w:b/>
+        </w:rPr>
         <w:t>хэт</w:t>
       </w:r>
       <w:proofErr w:type="spellEnd"/>
       <w:r>
-        <w:t xml:space="preserve"> (белая шляпа) — вычисляется как разность исходного изображения и его открытия. Выделяет светлые детали, размер которых меньше структурирующего элемента, на более тёмном или неоднородном фоне. Используется для обнаружения ярких пятен, частиц, дефектов на тёмном фоне, выделения текста на неравномерно освещённом изображении.</w:t>
-      </w:r>
-      <w:r>
-        <w:t xml:space="preserve"> </w:t>
-      </w:r>
+        <w:rPr>
+          <w:b/>
+        </w:rPr>
+        <w:t xml:space="preserve"> (белая шляпа):</w:t>
+      </w:r>
+    </w:p>
+    <w:p>
+      <w:pPr>
+        <w:spacing w:before="40" w:after="80"/>
+        <w:jc w:val="center"/>
+      </w:pPr>
+      <m:oMathPara>
+        <m:oMath>
+          <m:r>
+            <w:rPr>
+              <w:rFonts w:ascii="Cambria Math" w:hAnsi="Cambria Math"/>
+            </w:rPr>
+            <m:t>I ○ B = (I ⊖ B) ⊕ B;   T_B(I)(x,y) = I(x,y) - (I ○ B)(x,y)</m:t>
+          </m:r>
+        </m:oMath>
+      </m:oMathPara>
+    </w:p>
+    <w:p>
+      <w:pPr>
+        <w:keepNext/>
+        <w:spacing w:before="80" w:after="0"/>
+      </w:pPr>
       <w:proofErr w:type="spellStart"/>
       <w:r>
+        <w:rPr>
+          <w:b/>
+        </w:rPr>
         <w:t>Блэк-хэт</w:t>
       </w:r>
       <w:proofErr w:type="spellEnd"/>
       <w:r>
-        <w:t xml:space="preserve"> (чёрная шляпа) — вычисляется как разность закрытия и исходного изображения. Выделяет тёмные детали, размер которых меньше структурирующего элемента, на более светлом фоне. Используется для обнаружения тёмных пятен, трещин, царапин на светлой поверхности.</w:t>
-      </w:r>
-    </w:p>
-    <w:p>
-      <w:pPr>
-        <w:pStyle w:val="a5"/>
-        <w:numPr>
-          <w:ilvl w:val="0"/>
-          <w:numId w:val="4"/>
-        </w:numPr>
-        <w:ind w:left="426"/>
-      </w:pPr>
+        <w:rPr>
+          <w:b/>
+        </w:rPr>
+        <w:t xml:space="preserve"> (чёрная шляпа):</w:t>
+      </w:r>
+    </w:p>
+    <w:p>
+      <w:pPr>
+        <w:spacing w:before="40" w:after="80"/>
+        <w:jc w:val="center"/>
+      </w:pPr>
+      <m:oMathPara>
+        <m:oMath>
+          <m:r>
+            <w:rPr>
+              <w:rFonts w:ascii="Cambria Math" w:hAnsi="Cambria Math"/>
+            </w:rPr>
+            <m:t>I ● B = (I ⊕ B) ⊖ B;   BH_B(I)(x,y) = (I ● B)(x,y) - I(x,y)</m:t>
+          </m:r>
+        </m:oMath>
+      </m:oMathPara>
+    </w:p>
+    <w:p>
+      <w:r>
+        <w:t xml:space="preserve">В приложении предусмотрен выбор формы структурирующего элемента: </w:t>
+      </w:r>
+      <w:proofErr w:type="spellStart"/>
+      <w:r>
+        <w:t>Rectangle</w:t>
+      </w:r>
+      <w:proofErr w:type="spellEnd"/>
+      <w:r>
+        <w:t xml:space="preserve"> (прямоугольник), </w:t>
+      </w:r>
+      <w:proofErr w:type="spellStart"/>
+      <w:r>
+        <w:t>Ellipse</w:t>
+      </w:r>
+      <w:proofErr w:type="spellEnd"/>
+      <w:r>
+        <w:t xml:space="preserve"> (эллипс) и </w:t>
+      </w:r>
+      <w:proofErr w:type="spellStart"/>
+      <w:r>
+        <w:t>Cross</w:t>
+      </w:r>
+      <w:proofErr w:type="spellEnd"/>
+      <w:r>
+        <w:t xml:space="preserve"> (крест). Форма определяет, какие соседние пиксели входят в локальную окрестность: прямоугольная область включает пиксели прямоугольника, эллиптическая — пиксели внутри эллипса, а крестообразная — пиксели центральной строки и центрального столбца. Размер структурирующего элемента задаётся радиусом r; изменение формы меняет набор пикселей, участвующих в морфологических операциях.</w:t>
+      </w:r>
+    </w:p>
+    <w:p>
       <w:r>
         <w:t xml:space="preserve">Разработано приложение </w:t>
       </w:r>
@@ -389,43 +1032,31 @@
       </w:r>
     </w:p>
     <w:p>
-      <w:pPr>
-        <w:pStyle w:val="a5"/>
-        <w:numPr>
-          <w:ilvl w:val="0"/>
-          <w:numId w:val="4"/>
-        </w:numPr>
-        <w:ind w:left="426"/>
-      </w:pPr>
       <w:r>
         <w:t>Для ускорения обработки реализована многопоточная обработка изображения: оно разбивается на горизонтальные полосы, каждая из которых обрабатывается в отдельном потоке. Количество потоков определяется автоматически. Для морфологических операций и свёрток внутренняя область изображения обрабатывается прямым доступом к памяти, а рамка — с учётом выбранной стратегии краёв.</w:t>
       </w:r>
+      <w:bookmarkStart w:id="0" w:name="_GoBack"/>
+      <w:bookmarkEnd w:id="0"/>
     </w:p>
     <w:p>
       <w:pPr>
         <w:pStyle w:val="a3"/>
         <w:ind w:firstLine="708"/>
-        <w:rPr>
-          <w:lang w:val="en-US"/>
-        </w:rPr>
       </w:pPr>
       <w:r>
         <w:t>Проблемы и способы решения</w:t>
       </w:r>
       <w:r>
-        <w:rPr>
-          <w:lang w:val="en-US"/>
-        </w:rPr>
         <w:t>:</w:t>
       </w:r>
     </w:p>
     <w:p>
       <w:r>
-        <w:t xml:space="preserve">Основной проблемой было различие математической природы методов обработки изображений. Для решения каждый метод был реализован отдельно с учётом его особенностей: свёртки для фильтров сглаживания, операции минимума и максимума для морфологии, разности для градиента и шляпных преобразований. Также была решена проблема снижения быстродействия и блокировки интерфейса при обработке больших изображений: программа </w:t>
+        <w:t xml:space="preserve">Основной проблемой было различие математической природы методов обработки изображений. Для решения каждый метод был реализован отдельно с учётом его особенностей: свёртки для фильтров сглаживания, операции </w:t>
       </w:r>
       <w:r>
         <w:lastRenderedPageBreak/>
-        <w:t xml:space="preserve">использует прямой доступ к памяти, разделяемые свёртки и многопоточную обработку средствами Qt </w:t>
+        <w:t xml:space="preserve">минимума и максимума для морфологии, разности для градиента и шляпных преобразований. Также была решена проблема снижения быстродействия и блокировки интерфейса при обработке больших изображений: программа использует прямой доступ к памяти, разделяемые свёртки и многопоточную обработку средствами Qt </w:t>
       </w:r>
       <w:proofErr w:type="spellStart"/>
       <w:r>
@@ -439,17 +1070,11 @@
     <w:p>
       <w:pPr>
         <w:pStyle w:val="a3"/>
-        <w:rPr>
-          <w:lang w:val="en-US"/>
-        </w:rPr>
       </w:pPr>
       <w:r>
         <w:t>Результат работы</w:t>
       </w:r>
       <w:r>
-        <w:rPr>
-          <w:lang w:val="en-US"/>
-        </w:rPr>
         <w:t>:</w:t>
       </w:r>
     </w:p>
@@ -485,17 +1110,11 @@
     <w:p>
       <w:pPr>
         <w:pStyle w:val="a3"/>
-        <w:rPr>
-          <w:lang w:val="en-US"/>
-        </w:rPr>
       </w:pPr>
       <w:r>
         <w:t>Вывод</w:t>
       </w:r>
       <w:r>
-        <w:rPr>
-          <w:lang w:val="en-US"/>
-        </w:rPr>
         <w:t>:</w:t>
       </w:r>
     </w:p>
@@ -527,26 +1146,21 @@
       </w:r>
       <w:proofErr w:type="spellEnd"/>
       <w:r>
-        <w:t xml:space="preserve"> позволяют выделять мелкие детали на неоднородном фоне, но требуют подбора размера структурирующего элемента: слишком маленький не даст эффекта, слишком большой — уничтожит полезные детали.</w:t>
-      </w:r>
-    </w:p>
-    <w:p>
-      <w:r>
-        <w:t xml:space="preserve">Стратегии обработки краёв влияют на результат на границах изображения. Зеркальное отражение предпочтительнее для фильтров </w:t>
+        <w:t xml:space="preserve"> позволяют выделять мелкие детали на неоднородном фоне, но требуют </w:t>
       </w:r>
       <w:r>
         <w:lastRenderedPageBreak/>
-        <w:t>сглаживания, дублирование граничных пикселей — для морфологических операций.</w:t>
-      </w:r>
-    </w:p>
-    <w:p>
-      <w:r>
-        <w:t>Основными требованиями качественного приложения являются прямой доступ к памяти без высокоуровневых методов, алгоритмические оптимизации (разделяемые свёртки, разделение внутренней области и рамки) и многопоточная обработка для сохранения отзыв</w:t>
-      </w:r>
-      <w:bookmarkStart w:id="0" w:name="_GoBack"/>
-      <w:bookmarkEnd w:id="0"/>
-      <w:r>
-        <w:t>чивости интерфейса. Таким образом, корректная и быстрая обработка изображений требует сочетания знания математической основы методов, выбора подходящего алгоритма под конкретную задачу и продуманной организации вычислений.</w:t>
+        <w:t>подбора размера структурирующего элемента: слишком маленький не даст эффекта, слишком большой — уничтожит полезные детали.</w:t>
+      </w:r>
+    </w:p>
+    <w:p>
+      <w:r>
+        <w:t>Стратегии обработки краёв влияют на результат на границах изображения. Зеркальное отражение предпочтительнее для фильтров сглаживания, дублирование граничных пикселей — для морфологических операций.</w:t>
+      </w:r>
+    </w:p>
+    <w:p>
+      <w:r>
+        <w:t>Основными требованиями качественного приложения являются прямой доступ к памяти без высокоуровневых методов, алгоритмические оптимизации (разделяемые свёртки, разделение внутренней области и рамки) и многопоточная обработка для сохранения отзывчивости интерфейса. Таким образом, корректная и быстрая обработка изображений требует сочетания знания математической основы методов, выбора подходящего алгоритма под конкретную задачу и продуманной организации вычислений.</w:t>
       </w:r>
     </w:p>
     <w:sectPr>
